--- a/word_templates/EDO_IP_s_2017.docx
+++ b/word_templates/EDO_IP_s_2017.docx
@@ -605,15 +605,8 @@
         </w:rPr>
         <w:t>,</w:t>
       </w:r>
-      <w:r>
-        <w:rPr>
-          <w:rFonts w:ascii="Times New Roman" w:hAnsi="Times New Roman"/>
-          <w:sz w:val="20"/>
-          <w:szCs w:val="20"/>
-          <w:lang w:val="ru-RU"/>
-        </w:rPr>
-        <w:t xml:space="preserve"> именуемый в дальнейшем «Лицензиат»,</w:t>
-      </w:r>
+      <w:bookmarkStart w:id="1" w:name="_GoBack"/>
+      <w:bookmarkEnd w:id="1"/>
       <w:r>
         <w:rPr>
           <w:rFonts w:ascii="Times New Roman" w:hAnsi="Times New Roman"/>
@@ -4341,8 +4334,6 @@
               </w:rPr>
               <w:t>}}</w:t>
             </w:r>
-            <w:bookmarkStart w:id="1" w:name="_GoBack"/>
-            <w:bookmarkEnd w:id="1"/>
             <w:r>
               <w:rPr>
                 <w:rFonts w:ascii="Times New Roman" w:hAnsi="Times New Roman" w:cs="Times New Roman"/>
@@ -4790,7 +4781,6 @@
                 <w:rFonts w:ascii="Times New Roman" w:hAnsi="Times New Roman" w:cs="Times New Roman"/>
                 <w:sz w:val="20"/>
                 <w:szCs w:val="20"/>
-                <w:lang w:val="ru-RU"/>
               </w:rPr>
             </w:pPr>
             <w:r>
@@ -4798,7 +4788,6 @@
                 <w:rFonts w:ascii="Times New Roman" w:hAnsi="Times New Roman" w:cs="Times New Roman"/>
                 <w:sz w:val="20"/>
                 <w:szCs w:val="20"/>
-                <w:lang w:val="ru-RU"/>
               </w:rPr>
               <w:t xml:space="preserve">____________________ </w:t>
             </w:r>
@@ -4807,7 +4796,6 @@
                 <w:rFonts w:ascii="Times New Roman" w:hAnsi="Times New Roman" w:cs="Times New Roman"/>
                 <w:sz w:val="20"/>
                 <w:szCs w:val="20"/>
-                <w:lang w:val="ru-RU"/>
               </w:rPr>
               <w:t>/</w:t>
             </w:r>
@@ -4817,7 +4805,6 @@
                 <w:b/>
                 <w:sz w:val="20"/>
                 <w:szCs w:val="20"/>
-                <w:lang w:val="ru-RU"/>
               </w:rPr>
               <w:t>{{</w:t>
             </w:r>
@@ -4836,7 +4823,6 @@
                 <w:b/>
                 <w:sz w:val="20"/>
                 <w:szCs w:val="20"/>
-                <w:lang w:val="ru-RU"/>
               </w:rPr>
               <w:t>_</w:t>
             </w:r>
@@ -4855,7 +4841,6 @@
                 <w:b/>
                 <w:sz w:val="20"/>
                 <w:szCs w:val="20"/>
-                <w:lang w:val="ru-RU"/>
               </w:rPr>
               <w:t>}}</w:t>
             </w:r>
@@ -4864,7 +4849,6 @@
                 <w:rFonts w:ascii="Times New Roman" w:hAnsi="Times New Roman" w:cs="Times New Roman"/>
                 <w:sz w:val="20"/>
                 <w:szCs w:val="20"/>
-                <w:lang w:val="ru-RU"/>
               </w:rPr>
               <w:t>/</w:t>
             </w:r>
@@ -4881,6 +4865,7 @@
                 <w:kern w:val="0"/>
                 <w:sz w:val="20"/>
                 <w:szCs w:val="20"/>
+                <w:lang w:val="en-US"/>
               </w:rPr>
             </w:pPr>
             <w:r>
@@ -4909,7 +4894,6 @@
           <w:rFonts w:ascii="Times New Roman" w:hAnsi="Times New Roman"/>
           <w:sz w:val="20"/>
           <w:szCs w:val="20"/>
-          <w:lang w:val="ru-RU"/>
         </w:rPr>
       </w:pPr>
     </w:p>
